--- a/public/Dokumentáció/Dokumentáció.docx
+++ b/public/Dokumentáció/Dokumentáció.docx
@@ -1,18 +1,18 @@
 
 <file path=word/document.xml><?xml version="1.0" encoding="utf-8"?>
-<w:document xmlns:wpc="http://schemas.microsoft.com/office/word/2010/wordprocessingCanvas" xmlns:cx="http://schemas.microsoft.com/office/drawing/2014/chartex" xmlns:cx1="http://schemas.microsoft.com/office/drawing/2015/9/8/chartex" xmlns:cx2="http://schemas.microsoft.com/office/drawing/2015/10/21/chartex" xmlns:cx3="http://schemas.microsoft.com/office/drawing/2016/5/9/chartex" xmlns:cx4="http://schemas.microsoft.com/office/drawing/2016/5/10/chartex" xmlns:cx5="http://schemas.microsoft.com/office/drawing/2016/5/11/chartex" xmlns:cx6="http://schemas.microsoft.com/office/drawing/2016/5/12/chartex" xmlns:cx7="http://schemas.microsoft.com/office/drawing/2016/5/13/chartex" xmlns:cx8="http://schemas.microsoft.com/office/drawing/2016/5/14/chartex" xmlns:mc="http://schemas.openxmlformats.org/markup-compatibility/2006" xmlns:aink="http://schemas.microsoft.com/office/drawing/2016/ink" xmlns:am3d="http://schemas.microsoft.com/office/drawing/2017/model3d" xmlns:o="urn:schemas-microsoft-com:office:office" xmlns:r="http://schemas.openxmlformats.org/officeDocument/2006/relationships" xmlns:m="http://schemas.openxmlformats.org/officeDocument/2006/math" xmlns:v="urn:schemas-microsoft-com:vml" xmlns:wp14="http://schemas.microsoft.com/office/word/2010/wordprocessingDrawing" xmlns:wp="http://schemas.openxmlformats.org/drawingml/2006/wordprocessingDrawing" xmlns:w10="urn:schemas-microsoft-com:office:word" xmlns:w="http://schemas.openxmlformats.org/wordprocessingml/2006/main" xmlns:w14="http://schemas.microsoft.com/office/word/2010/wordml" xmlns:w15="http://schemas.microsoft.com/office/word/2012/wordml" xmlns:w16cid="http://schemas.microsoft.com/office/word/2016/wordml/cid" xmlns:w16se="http://schemas.microsoft.com/office/word/2015/wordml/symex" xmlns:wpg="http://schemas.microsoft.com/office/word/2010/wordprocessingGroup" xmlns:wpi="http://schemas.microsoft.com/office/word/2010/wordprocessingInk" xmlns:wne="http://schemas.microsoft.com/office/word/2006/wordml" xmlns:wps="http://schemas.microsoft.com/office/word/2010/wordprocessingShape" mc:Ignorable="w14 w15 w16se w16cid wp14">
+<w:document xmlns:wpc="http://schemas.microsoft.com/office/word/2010/wordprocessingCanvas" xmlns:cx="http://schemas.microsoft.com/office/drawing/2014/chartex" xmlns:cx1="http://schemas.microsoft.com/office/drawing/2015/9/8/chartex" xmlns:cx2="http://schemas.microsoft.com/office/drawing/2015/10/21/chartex" xmlns:cx3="http://schemas.microsoft.com/office/drawing/2016/5/9/chartex" xmlns:cx4="http://schemas.microsoft.com/office/drawing/2016/5/10/chartex" xmlns:cx5="http://schemas.microsoft.com/office/drawing/2016/5/11/chartex" xmlns:cx6="http://schemas.microsoft.com/office/drawing/2016/5/12/chartex" xmlns:cx7="http://schemas.microsoft.com/office/drawing/2016/5/13/chartex" xmlns:cx8="http://schemas.microsoft.com/office/drawing/2016/5/14/chartex" xmlns:mc="http://schemas.openxmlformats.org/markup-compatibility/2006" xmlns:aink="http://schemas.microsoft.com/office/drawing/2016/ink" xmlns:am3d="http://schemas.microsoft.com/office/drawing/2017/model3d" xmlns:o="urn:schemas-microsoft-com:office:office" xmlns:oel="http://schemas.microsoft.com/office/2019/extlst" xmlns:r="http://schemas.openxmlformats.org/officeDocument/2006/relationships" xmlns:m="http://schemas.openxmlformats.org/officeDocument/2006/math" xmlns:v="urn:schemas-microsoft-com:vml" xmlns:wp14="http://schemas.microsoft.com/office/word/2010/wordprocessingDrawing" xmlns:wp="http://schemas.openxmlformats.org/drawingml/2006/wordprocessingDrawing" xmlns:w10="urn:schemas-microsoft-com:office:word" xmlns:w="http://schemas.openxmlformats.org/wordprocessingml/2006/main" xmlns:w14="http://schemas.microsoft.com/office/word/2010/wordml" xmlns:w15="http://schemas.microsoft.com/office/word/2012/wordml" xmlns:w16cex="http://schemas.microsoft.com/office/word/2018/wordml/cex" xmlns:w16cid="http://schemas.microsoft.com/office/word/2016/wordml/cid" xmlns:w16="http://schemas.microsoft.com/office/word/2018/wordml" xmlns:w16du="http://schemas.microsoft.com/office/word/2023/wordml/word16du" xmlns:w16sdtdh="http://schemas.microsoft.com/office/word/2020/wordml/sdtdatahash" xmlns:w16sdtfl="http://schemas.microsoft.com/office/word/2024/wordml/sdtformatlock" xmlns:w16se="http://schemas.microsoft.com/office/word/2015/wordml/symex" xmlns:wpg="http://schemas.microsoft.com/office/word/2010/wordprocessingGroup" xmlns:wpi="http://schemas.microsoft.com/office/word/2010/wordprocessingInk" xmlns:wne="http://schemas.microsoft.com/office/word/2006/wordml" xmlns:wps="http://schemas.microsoft.com/office/word/2010/wordprocessingShape" mc:Ignorable="w14 w15 w16se w16cid w16 w16cex w16sdtdh w16sdtfl w16du wp14">
   <w:body>
     <w:p>
       <w:pPr>
         <w:pStyle w:val="Cm"/>
         <w:jc w:val="center"/>
         <w:rPr>
-          <w:rFonts w:ascii="Times New Roman" w:hAnsi="Times New Roman"/>
-        </w:rPr>
-      </w:pPr>
-      <w:r>
-        <w:rPr>
-          <w:rFonts w:ascii="Times New Roman" w:hAnsi="Times New Roman"/>
+          <w:rFonts w:ascii="Times New Roman" w:hAnsi="Times New Roman" w:cs="Times New Roman"/>
+        </w:rPr>
+      </w:pPr>
+      <w:r>
+        <w:rPr>
+          <w:rFonts w:ascii="Times New Roman" w:hAnsi="Times New Roman" w:cs="Times New Roman"/>
         </w:rPr>
         <w:t>Digitális Suliújság</w:t>
       </w:r>
@@ -22,25 +22,187 @@
         <w:pStyle w:val="Alcm"/>
         <w:jc w:val="center"/>
         <w:rPr>
-          <w:rFonts w:ascii="Times New Roman" w:hAnsi="Times New Roman"/>
-        </w:rPr>
-      </w:pPr>
-      <w:r>
-        <w:rPr>
-          <w:rFonts w:ascii="Times New Roman" w:hAnsi="Times New Roman"/>
-        </w:rPr>
-        <w:t>Készítette: Szammer Ferenc –</w:t>
-      </w:r>
-      <w:bookmarkStart w:id="0" w:name="_GoBack"/>
-      <w:bookmarkEnd w:id="0"/>
-      <w:r>
-        <w:rPr>
-          <w:rFonts w:ascii="Times New Roman" w:hAnsi="Times New Roman"/>
-        </w:rPr>
-        <w:t xml:space="preserve"> Tivadari Soma István</w:t>
-      </w:r>
-    </w:p>
+          <w:rFonts w:ascii="Times New Roman" w:hAnsi="Times New Roman" w:cs="Times New Roman"/>
+        </w:rPr>
+      </w:pPr>
+      <w:r>
+        <w:rPr>
+          <w:rFonts w:ascii="Times New Roman" w:hAnsi="Times New Roman" w:cs="Times New Roman"/>
+        </w:rPr>
+        <w:t>Készítette: Szammer Ferenc – Tivadari Soma István</w:t>
+      </w:r>
+    </w:p>
+    <w:p>
+      <w:pPr>
+        <w:pStyle w:val="Alcm"/>
+        <w:jc w:val="center"/>
+        <w:rPr>
+          <w:rFonts w:ascii="Times New Roman" w:hAnsi="Times New Roman" w:cs="Times New Roman"/>
+        </w:rPr>
+      </w:pPr>
+      <w:r>
+        <w:rPr>
+          <w:rFonts w:ascii="Times New Roman" w:hAnsi="Times New Roman" w:cs="Times New Roman"/>
+        </w:rPr>
+        <w:t>2024-2025</w:t>
+      </w:r>
+    </w:p>
+    <w:p>
+      <w:pPr>
+        <w:pStyle w:val="Alcm"/>
+        <w:jc w:val="center"/>
+        <w:rPr>
+          <w:rFonts w:ascii="Times New Roman" w:hAnsi="Times New Roman" w:cs="Times New Roman"/>
+        </w:rPr>
+      </w:pPr>
+      <w:r>
+        <w:rPr>
+          <w:rFonts w:ascii="Times New Roman" w:hAnsi="Times New Roman" w:cs="Times New Roman"/>
+        </w:rPr>
+        <w:t>Veszprémi SZC Ipari Technikum</w:t>
+      </w:r>
+    </w:p>
+    <w:p>
+      <w:pPr>
+        <w:rPr>
+          <w:rFonts w:ascii="Times New Roman" w:eastAsiaTheme="minorEastAsia" w:hAnsi="Times New Roman" w:cs="Times New Roman"/>
+          <w:color w:val="5A5A5A" w:themeColor="text1" w:themeTint="A5"/>
+          <w:spacing w:val="15"/>
+        </w:rPr>
+      </w:pPr>
+      <w:r>
+        <w:rPr>
+          <w:rFonts w:ascii="Times New Roman" w:hAnsi="Times New Roman" w:cs="Times New Roman"/>
+        </w:rPr>
+        <w:br w:type="page"/>
+      </w:r>
+    </w:p>
+    <w:p>
+      <w:pPr>
+        <w:pStyle w:val="Cmsor1"/>
+        <w:rPr>
+          <w:rFonts w:ascii="Times New Roman" w:hAnsi="Times New Roman" w:cs="Times New Roman"/>
+          <w:sz w:val="44"/>
+          <w:szCs w:val="44"/>
+        </w:rPr>
+      </w:pPr>
+      <w:r>
+        <w:rPr>
+          <w:rFonts w:ascii="Times New Roman" w:hAnsi="Times New Roman" w:cs="Times New Roman"/>
+          <w:sz w:val="44"/>
+          <w:szCs w:val="44"/>
+        </w:rPr>
+        <w:lastRenderedPageBreak/>
+        <w:t>A projekt célja</w:t>
+      </w:r>
+    </w:p>
+    <w:p>
+      <w:pPr>
+        <w:rPr>
+          <w:rFonts w:ascii="Times New Roman" w:hAnsi="Times New Roman" w:cs="Times New Roman"/>
+          <w:sz w:val="24"/>
+          <w:szCs w:val="24"/>
+        </w:rPr>
+      </w:pPr>
+      <w:r>
+        <w:rPr>
+          <w:sz w:val="24"/>
+          <w:szCs w:val="24"/>
+        </w:rPr>
+        <w:tab/>
+      </w:r>
+      <w:r>
+        <w:rPr>
+          <w:rFonts w:ascii="Times New Roman" w:hAnsi="Times New Roman" w:cs="Times New Roman"/>
+          <w:sz w:val="24"/>
+          <w:szCs w:val="24"/>
+        </w:rPr>
+        <w:t xml:space="preserve">A  „digitális suliújság” célja, hogy a diákok naprakészek legyenek az iskolájukban történt eseményekkel a telefon világában is. Mivel a mostani világban mindenkinek a zsebében legalább egy telefon található, arra gondoltunk hogy a diákoknak megkönnyebbítenénk a dolgukat létrehozva ezt a digitális suliújságot. Manapság már senki sem olvas újságot, viszont mi úgy gondoltuk hogy az újság koncepciója elég jó még most is egy kis átalakítással. A weboldalunkat úgy terveztük, hogy az újság olvasásának érzését megtartsa, viszont legyen egy kis digitalizálás valamint a modern weboldalak elemeit is tartalmazza. Ennek segítségével a diákoknak csak egy gombnyomásra vannak az iskolájukkal kapcsolatos információk, pl.: </w:t>
+      </w:r>
+      <w:r>
+        <w:rPr>
+          <w:rFonts w:ascii="Times New Roman" w:hAnsi="Times New Roman" w:cs="Times New Roman"/>
+          <w:sz w:val="24"/>
+          <w:szCs w:val="24"/>
+        </w:rPr>
+        <w:t>sulinapok, rendezvényekről szóló információk.</w:t>
+      </w:r>
+      <w:r>
+        <w:rPr>
+          <w:rFonts w:ascii="Times New Roman" w:hAnsi="Times New Roman" w:cs="Times New Roman"/>
+          <w:sz w:val="24"/>
+          <w:szCs w:val="24"/>
+        </w:rPr>
+        <w:t xml:space="preserve"> </w:t>
+      </w:r>
+    </w:p>
+    <w:p>
+      <w:pPr>
+        <w:rPr>
+          <w:rFonts w:ascii="Times New Roman" w:hAnsi="Times New Roman" w:cs="Times New Roman"/>
+        </w:rPr>
+      </w:pPr>
+    </w:p>
+    <w:p>
+      <w:pPr>
+        <w:pStyle w:val="Cmsor1"/>
+        <w:rPr>
+          <w:rFonts w:ascii="Times New Roman" w:hAnsi="Times New Roman" w:cs="Times New Roman"/>
+          <w:sz w:val="44"/>
+          <w:szCs w:val="44"/>
+        </w:rPr>
+      </w:pPr>
+      <w:r>
+        <w:rPr>
+          <w:rFonts w:ascii="Times New Roman" w:hAnsi="Times New Roman" w:cs="Times New Roman"/>
+          <w:sz w:val="44"/>
+          <w:szCs w:val="44"/>
+        </w:rPr>
+        <w:t>Funkcionális követelmények</w:t>
+      </w:r>
+    </w:p>
+    <w:p>
+      <w:pPr>
+        <w:rPr>
+          <w:rFonts w:ascii="Times New Roman" w:hAnsi="Times New Roman" w:cs="Times New Roman"/>
+          <w:sz w:val="24"/>
+          <w:szCs w:val="24"/>
+        </w:rPr>
+      </w:pPr>
+      <w:r>
+        <w:tab/>
+      </w:r>
+      <w:r>
+        <w:rPr>
+          <w:rFonts w:ascii="Times New Roman" w:hAnsi="Times New Roman" w:cs="Times New Roman"/>
+          <w:sz w:val="24"/>
+          <w:szCs w:val="24"/>
+        </w:rPr>
+        <w:t xml:space="preserve">A weboldal megfelelő működéséhez fontos volt a felhasználói fiókok létrehozásának lehetőségére. Mivel minden cikket diák felhasználó visz fel, majd ezután egy </w:t>
+      </w:r>
+      <w:proofErr w:type="spellStart"/>
+      <w:r>
+        <w:rPr>
+          <w:rFonts w:ascii="Times New Roman" w:hAnsi="Times New Roman" w:cs="Times New Roman"/>
+          <w:sz w:val="24"/>
+          <w:szCs w:val="24"/>
+        </w:rPr>
+        <w:t>admin</w:t>
+      </w:r>
+      <w:proofErr w:type="spellEnd"/>
+      <w:r>
+        <w:rPr>
+          <w:rFonts w:ascii="Times New Roman" w:hAnsi="Times New Roman" w:cs="Times New Roman"/>
+          <w:sz w:val="24"/>
+          <w:szCs w:val="24"/>
+        </w:rPr>
+        <w:t xml:space="preserve"> felhasználónak kell jóváhagynia. A cikkek oldalanként jelennek meg, kiírva a cikk címét, a cikkhez tartozó szöveget, valamint ha van akkor a cikkhez tartozó képet. Emellett kiírja a feltöltés dátumát, a felhasználó felhasználónevét valamint a profilképét is megjeleníti. </w:t>
+      </w:r>
+    </w:p>
+    <w:p/>
+    <w:p/>
     <w:sectPr>
+      <w:footerReference w:type="default" r:id="rId7"/>
       <w:pgSz w:w="11906" w:h="16838"/>
       <w:pgMar w:top="1417" w:right="1417" w:bottom="1417" w:left="1417" w:header="708" w:footer="708" w:gutter="0"/>
       <w:cols w:space="708"/>
@@ -50,8 +212,100 @@
 </w:document>
 </file>
 
+<file path=word/endnotes.xml><?xml version="1.0" encoding="utf-8"?>
+<w:endnotes xmlns:wpc="http://schemas.microsoft.com/office/word/2010/wordprocessingCanvas" xmlns:cx="http://schemas.microsoft.com/office/drawing/2014/chartex" xmlns:cx1="http://schemas.microsoft.com/office/drawing/2015/9/8/chartex" xmlns:cx2="http://schemas.microsoft.com/office/drawing/2015/10/21/chartex" xmlns:cx3="http://schemas.microsoft.com/office/drawing/2016/5/9/chartex" xmlns:cx4="http://schemas.microsoft.com/office/drawing/2016/5/10/chartex" xmlns:cx5="http://schemas.microsoft.com/office/drawing/2016/5/11/chartex" xmlns:cx6="http://schemas.microsoft.com/office/drawing/2016/5/12/chartex" xmlns:cx7="http://schemas.microsoft.com/office/drawing/2016/5/13/chartex" xmlns:cx8="http://schemas.microsoft.com/office/drawing/2016/5/14/chartex" xmlns:mc="http://schemas.openxmlformats.org/markup-compatibility/2006" xmlns:aink="http://schemas.microsoft.com/office/drawing/2016/ink" xmlns:am3d="http://schemas.microsoft.com/office/drawing/2017/model3d" xmlns:o="urn:schemas-microsoft-com:office:office" xmlns:oel="http://schemas.microsoft.com/office/2019/extlst" xmlns:r="http://schemas.openxmlformats.org/officeDocument/2006/relationships" xmlns:m="http://schemas.openxmlformats.org/officeDocument/2006/math" xmlns:v="urn:schemas-microsoft-com:vml" xmlns:wp14="http://schemas.microsoft.com/office/word/2010/wordprocessingDrawing" xmlns:wp="http://schemas.openxmlformats.org/drawingml/2006/wordprocessingDrawing" xmlns:w10="urn:schemas-microsoft-com:office:word" xmlns:w="http://schemas.openxmlformats.org/wordprocessingml/2006/main" xmlns:w14="http://schemas.microsoft.com/office/word/2010/wordml" xmlns:w15="http://schemas.microsoft.com/office/word/2012/wordml" xmlns:w16cex="http://schemas.microsoft.com/office/word/2018/wordml/cex" xmlns:w16cid="http://schemas.microsoft.com/office/word/2016/wordml/cid" xmlns:w16="http://schemas.microsoft.com/office/word/2018/wordml" xmlns:w16du="http://schemas.microsoft.com/office/word/2023/wordml/word16du" xmlns:w16sdtdh="http://schemas.microsoft.com/office/word/2020/wordml/sdtdatahash" xmlns:w16sdtfl="http://schemas.microsoft.com/office/word/2024/wordml/sdtformatlock" xmlns:w16se="http://schemas.microsoft.com/office/word/2015/wordml/symex" xmlns:wpg="http://schemas.microsoft.com/office/word/2010/wordprocessingGroup" xmlns:wpi="http://schemas.microsoft.com/office/word/2010/wordprocessingInk" xmlns:wne="http://schemas.microsoft.com/office/word/2006/wordml" xmlns:wps="http://schemas.microsoft.com/office/word/2010/wordprocessingShape" mc:Ignorable="w14 w15 w16se w16cid w16 w16cex w16sdtdh w16sdtfl w16du wp14">
+  <w:endnote w:type="separator" w:id="-1">
+    <w:p>
+      <w:pPr>
+        <w:spacing w:after="0" w:line="240" w:lineRule="auto"/>
+      </w:pPr>
+      <w:r>
+        <w:separator/>
+      </w:r>
+    </w:p>
+  </w:endnote>
+  <w:endnote w:type="continuationSeparator" w:id="0">
+    <w:p>
+      <w:pPr>
+        <w:spacing w:after="0" w:line="240" w:lineRule="auto"/>
+      </w:pPr>
+      <w:r>
+        <w:continuationSeparator/>
+      </w:r>
+    </w:p>
+  </w:endnote>
+</w:endnotes>
+</file>
+
+<file path=word/footer1.xml><?xml version="1.0" encoding="utf-8"?>
+<w:ftr xmlns:wpc="http://schemas.microsoft.com/office/word/2010/wordprocessingCanvas" xmlns:cx="http://schemas.microsoft.com/office/drawing/2014/chartex" xmlns:cx1="http://schemas.microsoft.com/office/drawing/2015/9/8/chartex" xmlns:cx2="http://schemas.microsoft.com/office/drawing/2015/10/21/chartex" xmlns:cx3="http://schemas.microsoft.com/office/drawing/2016/5/9/chartex" xmlns:cx4="http://schemas.microsoft.com/office/drawing/2016/5/10/chartex" xmlns:cx5="http://schemas.microsoft.com/office/drawing/2016/5/11/chartex" xmlns:cx6="http://schemas.microsoft.com/office/drawing/2016/5/12/chartex" xmlns:cx7="http://schemas.microsoft.com/office/drawing/2016/5/13/chartex" xmlns:cx8="http://schemas.microsoft.com/office/drawing/2016/5/14/chartex" xmlns:mc="http://schemas.openxmlformats.org/markup-compatibility/2006" xmlns:aink="http://schemas.microsoft.com/office/drawing/2016/ink" xmlns:am3d="http://schemas.microsoft.com/office/drawing/2017/model3d" xmlns:o="urn:schemas-microsoft-com:office:office" xmlns:oel="http://schemas.microsoft.com/office/2019/extlst" xmlns:r="http://schemas.openxmlformats.org/officeDocument/2006/relationships" xmlns:m="http://schemas.openxmlformats.org/officeDocument/2006/math" xmlns:v="urn:schemas-microsoft-com:vml" xmlns:wp14="http://schemas.microsoft.com/office/word/2010/wordprocessingDrawing" xmlns:wp="http://schemas.openxmlformats.org/drawingml/2006/wordprocessingDrawing" xmlns:w10="urn:schemas-microsoft-com:office:word" xmlns:w="http://schemas.openxmlformats.org/wordprocessingml/2006/main" xmlns:w14="http://schemas.microsoft.com/office/word/2010/wordml" xmlns:w15="http://schemas.microsoft.com/office/word/2012/wordml" xmlns:w16cex="http://schemas.microsoft.com/office/word/2018/wordml/cex" xmlns:w16cid="http://schemas.microsoft.com/office/word/2016/wordml/cid" xmlns:w16="http://schemas.microsoft.com/office/word/2018/wordml" xmlns:w16du="http://schemas.microsoft.com/office/word/2023/wordml/word16du" xmlns:w16sdtdh="http://schemas.microsoft.com/office/word/2020/wordml/sdtdatahash" xmlns:w16sdtfl="http://schemas.microsoft.com/office/word/2024/wordml/sdtformatlock" xmlns:w16se="http://schemas.microsoft.com/office/word/2015/wordml/symex" xmlns:wpg="http://schemas.microsoft.com/office/word/2010/wordprocessingGroup" xmlns:wpi="http://schemas.microsoft.com/office/word/2010/wordprocessingInk" xmlns:wne="http://schemas.microsoft.com/office/word/2006/wordml" xmlns:wps="http://schemas.microsoft.com/office/word/2010/wordprocessingShape" mc:Ignorable="w14 w15 w16se w16cid w16 w16cex w16sdtdh w16sdtfl w16du wp14">
+  <w:sdt>
+    <w:sdtPr>
+      <w:id w:val="-1961252212"/>
+      <w:docPartObj>
+        <w:docPartGallery w:val="Page Numbers (Bottom of Page)"/>
+        <w:docPartUnique/>
+      </w:docPartObj>
+    </w:sdtPr>
+    <w:sdtContent>
+      <w:p>
+        <w:pPr>
+          <w:pStyle w:val="llb"/>
+          <w:jc w:val="center"/>
+        </w:pPr>
+        <w:r>
+          <w:fldChar w:fldCharType="begin"/>
+        </w:r>
+        <w:r>
+          <w:instrText>PAGE   \* MERGEFORMAT</w:instrText>
+        </w:r>
+        <w:r>
+          <w:fldChar w:fldCharType="separate"/>
+        </w:r>
+        <w:r>
+          <w:t>2</w:t>
+        </w:r>
+        <w:r>
+          <w:fldChar w:fldCharType="end"/>
+        </w:r>
+      </w:p>
+    </w:sdtContent>
+  </w:sdt>
+  <w:p>
+    <w:pPr>
+      <w:pStyle w:val="llb"/>
+    </w:pPr>
+  </w:p>
+</w:ftr>
+</file>
+
+<file path=word/footnotes.xml><?xml version="1.0" encoding="utf-8"?>
+<w:footnotes xmlns:wpc="http://schemas.microsoft.com/office/word/2010/wordprocessingCanvas" xmlns:cx="http://schemas.microsoft.com/office/drawing/2014/chartex" xmlns:cx1="http://schemas.microsoft.com/office/drawing/2015/9/8/chartex" xmlns:cx2="http://schemas.microsoft.com/office/drawing/2015/10/21/chartex" xmlns:cx3="http://schemas.microsoft.com/office/drawing/2016/5/9/chartex" xmlns:cx4="http://schemas.microsoft.com/office/drawing/2016/5/10/chartex" xmlns:cx5="http://schemas.microsoft.com/office/drawing/2016/5/11/chartex" xmlns:cx6="http://schemas.microsoft.com/office/drawing/2016/5/12/chartex" xmlns:cx7="http://schemas.microsoft.com/office/drawing/2016/5/13/chartex" xmlns:cx8="http://schemas.microsoft.com/office/drawing/2016/5/14/chartex" xmlns:mc="http://schemas.openxmlformats.org/markup-compatibility/2006" xmlns:aink="http://schemas.microsoft.com/office/drawing/2016/ink" xmlns:am3d="http://schemas.microsoft.com/office/drawing/2017/model3d" xmlns:o="urn:schemas-microsoft-com:office:office" xmlns:oel="http://schemas.microsoft.com/office/2019/extlst" xmlns:r="http://schemas.openxmlformats.org/officeDocument/2006/relationships" xmlns:m="http://schemas.openxmlformats.org/officeDocument/2006/math" xmlns:v="urn:schemas-microsoft-com:vml" xmlns:wp14="http://schemas.microsoft.com/office/word/2010/wordprocessingDrawing" xmlns:wp="http://schemas.openxmlformats.org/drawingml/2006/wordprocessingDrawing" xmlns:w10="urn:schemas-microsoft-com:office:word" xmlns:w="http://schemas.openxmlformats.org/wordprocessingml/2006/main" xmlns:w14="http://schemas.microsoft.com/office/word/2010/wordml" xmlns:w15="http://schemas.microsoft.com/office/word/2012/wordml" xmlns:w16cex="http://schemas.microsoft.com/office/word/2018/wordml/cex" xmlns:w16cid="http://schemas.microsoft.com/office/word/2016/wordml/cid" xmlns:w16="http://schemas.microsoft.com/office/word/2018/wordml" xmlns:w16du="http://schemas.microsoft.com/office/word/2023/wordml/word16du" xmlns:w16sdtdh="http://schemas.microsoft.com/office/word/2020/wordml/sdtdatahash" xmlns:w16sdtfl="http://schemas.microsoft.com/office/word/2024/wordml/sdtformatlock" xmlns:w16se="http://schemas.microsoft.com/office/word/2015/wordml/symex" xmlns:wpg="http://schemas.microsoft.com/office/word/2010/wordprocessingGroup" xmlns:wpi="http://schemas.microsoft.com/office/word/2010/wordprocessingInk" xmlns:wne="http://schemas.microsoft.com/office/word/2006/wordml" xmlns:wps="http://schemas.microsoft.com/office/word/2010/wordprocessingShape" mc:Ignorable="w14 w15 w16se w16cid w16 w16cex w16sdtdh w16sdtfl w16du wp14">
+  <w:footnote w:type="separator" w:id="-1">
+    <w:p>
+      <w:pPr>
+        <w:spacing w:after="0" w:line="240" w:lineRule="auto"/>
+      </w:pPr>
+      <w:r>
+        <w:separator/>
+      </w:r>
+    </w:p>
+  </w:footnote>
+  <w:footnote w:type="continuationSeparator" w:id="0">
+    <w:p>
+      <w:pPr>
+        <w:spacing w:after="0" w:line="240" w:lineRule="auto"/>
+      </w:pPr>
+      <w:r>
+        <w:continuationSeparator/>
+      </w:r>
+    </w:p>
+  </w:footnote>
+</w:footnotes>
+</file>
+
 <file path=word/styles.xml><?xml version="1.0" encoding="utf-8"?>
-<w:styles xmlns:mc="http://schemas.openxmlformats.org/markup-compatibility/2006" xmlns:r="http://schemas.openxmlformats.org/officeDocument/2006/relationships" xmlns:w="http://schemas.openxmlformats.org/wordprocessingml/2006/main" xmlns:w14="http://schemas.microsoft.com/office/word/2010/wordml" xmlns:w15="http://schemas.microsoft.com/office/word/2012/wordml" xmlns:w16cid="http://schemas.microsoft.com/office/word/2016/wordml/cid" xmlns:w16se="http://schemas.microsoft.com/office/word/2015/wordml/symex" mc:Ignorable="w14 w15 w16se w16cid">
+<w:styles xmlns:mc="http://schemas.openxmlformats.org/markup-compatibility/2006" xmlns:r="http://schemas.openxmlformats.org/officeDocument/2006/relationships" xmlns:w="http://schemas.openxmlformats.org/wordprocessingml/2006/main" xmlns:w14="http://schemas.microsoft.com/office/word/2010/wordml" xmlns:w15="http://schemas.microsoft.com/office/word/2012/wordml" xmlns:w16cex="http://schemas.microsoft.com/office/word/2018/wordml/cex" xmlns:w16cid="http://schemas.microsoft.com/office/word/2016/wordml/cid" xmlns:w16="http://schemas.microsoft.com/office/word/2018/wordml" xmlns:w16du="http://schemas.microsoft.com/office/word/2023/wordml/word16du" xmlns:w16sdtdh="http://schemas.microsoft.com/office/word/2020/wordml/sdtdatahash" xmlns:w16sdtfl="http://schemas.microsoft.com/office/word/2024/wordml/sdtformatlock" xmlns:w16se="http://schemas.microsoft.com/office/word/2015/wordml/symex" mc:Ignorable="w14 w15 w16se w16cid w16 w16cex w16sdtdh w16sdtfl w16du">
   <w:docDefaults>
     <w:rPrDefault>
       <w:rPr>
@@ -67,7 +321,7 @@
       </w:pPr>
     </w:pPrDefault>
   </w:docDefaults>
-  <w:latentStyles w:defLockedState="0" w:defUIPriority="99" w:defSemiHidden="0" w:defUnhideWhenUsed="0" w:defQFormat="0" w:count="375">
+  <w:latentStyles w:defLockedState="0" w:defUIPriority="99" w:defSemiHidden="0" w:defUnhideWhenUsed="0" w:defQFormat="0" w:count="376">
     <w:lsdException w:name="Normal" w:uiPriority="0" w:qFormat="1"/>
     <w:lsdException w:name="heading 1" w:uiPriority="9" w:qFormat="1"/>
     <w:lsdException w:name="heading 2" w:semiHidden="1" w:uiPriority="9" w:unhideWhenUsed="1" w:qFormat="1"/>
@@ -443,6 +697,7 @@
     <w:lsdException w:name="Smart Hyperlink" w:semiHidden="1" w:unhideWhenUsed="1"/>
     <w:lsdException w:name="Hashtag" w:semiHidden="1" w:unhideWhenUsed="1"/>
     <w:lsdException w:name="Unresolved Mention" w:semiHidden="1" w:unhideWhenUsed="1"/>
+    <w:lsdException w:name="Smart Link" w:semiHidden="1" w:unhideWhenUsed="1"/>
   </w:latentStyles>
   <w:style w:type="paragraph" w:default="1" w:styleId="Norml">
     <w:name w:val="Normal"/>
@@ -469,6 +724,28 @@
       <w:szCs w:val="32"/>
     </w:rPr>
   </w:style>
+  <w:style w:type="paragraph" w:styleId="Cmsor2">
+    <w:name w:val="heading 2"/>
+    <w:basedOn w:val="Norml"/>
+    <w:next w:val="Norml"/>
+    <w:link w:val="Cmsor2Char"/>
+    <w:uiPriority w:val="9"/>
+    <w:unhideWhenUsed/>
+    <w:qFormat/>
+    <w:rsid w:val="00573C5E"/>
+    <w:pPr>
+      <w:keepNext/>
+      <w:keepLines/>
+      <w:spacing w:before="40" w:after="0"/>
+      <w:outlineLvl w:val="1"/>
+    </w:pPr>
+    <w:rPr>
+      <w:rFonts w:asciiTheme="majorHAnsi" w:eastAsiaTheme="majorEastAsia" w:hAnsiTheme="majorHAnsi" w:cstheme="majorBidi"/>
+      <w:color w:val="2F5496" w:themeColor="accent1" w:themeShade="BF"/>
+      <w:sz w:val="26"/>
+      <w:szCs w:val="26"/>
+    </w:rPr>
+  </w:style>
   <w:style w:type="character" w:default="1" w:styleId="Bekezdsalapbettpusa">
     <w:name w:val="Default Paragraph Font"/>
     <w:uiPriority w:val="1"/>
@@ -572,6 +849,63 @@
       <w:color w:val="2F5496" w:themeColor="accent1" w:themeShade="BF"/>
       <w:sz w:val="32"/>
       <w:szCs w:val="32"/>
+    </w:rPr>
+  </w:style>
+  <w:style w:type="paragraph" w:styleId="lfej">
+    <w:name w:val="header"/>
+    <w:basedOn w:val="Norml"/>
+    <w:link w:val="lfejChar"/>
+    <w:uiPriority w:val="99"/>
+    <w:unhideWhenUsed/>
+    <w:rsid w:val="00573C5E"/>
+    <w:pPr>
+      <w:tabs>
+        <w:tab w:val="center" w:pos="4536"/>
+        <w:tab w:val="right" w:pos="9072"/>
+      </w:tabs>
+      <w:spacing w:after="0" w:line="240" w:lineRule="auto"/>
+    </w:pPr>
+  </w:style>
+  <w:style w:type="character" w:customStyle="1" w:styleId="lfejChar">
+    <w:name w:val="Élőfej Char"/>
+    <w:basedOn w:val="Bekezdsalapbettpusa"/>
+    <w:link w:val="lfej"/>
+    <w:uiPriority w:val="99"/>
+    <w:rsid w:val="00573C5E"/>
+  </w:style>
+  <w:style w:type="paragraph" w:styleId="llb">
+    <w:name w:val="footer"/>
+    <w:basedOn w:val="Norml"/>
+    <w:link w:val="llbChar"/>
+    <w:uiPriority w:val="99"/>
+    <w:unhideWhenUsed/>
+    <w:rsid w:val="00573C5E"/>
+    <w:pPr>
+      <w:tabs>
+        <w:tab w:val="center" w:pos="4536"/>
+        <w:tab w:val="right" w:pos="9072"/>
+      </w:tabs>
+      <w:spacing w:after="0" w:line="240" w:lineRule="auto"/>
+    </w:pPr>
+  </w:style>
+  <w:style w:type="character" w:customStyle="1" w:styleId="llbChar">
+    <w:name w:val="Élőláb Char"/>
+    <w:basedOn w:val="Bekezdsalapbettpusa"/>
+    <w:link w:val="llb"/>
+    <w:uiPriority w:val="99"/>
+    <w:rsid w:val="00573C5E"/>
+  </w:style>
+  <w:style w:type="character" w:customStyle="1" w:styleId="Cmsor2Char">
+    <w:name w:val="Címsor 2 Char"/>
+    <w:basedOn w:val="Bekezdsalapbettpusa"/>
+    <w:link w:val="Cmsor2"/>
+    <w:uiPriority w:val="9"/>
+    <w:rsid w:val="00573C5E"/>
+    <w:rPr>
+      <w:rFonts w:asciiTheme="majorHAnsi" w:eastAsiaTheme="majorEastAsia" w:hAnsiTheme="majorHAnsi" w:cstheme="majorBidi"/>
+      <w:color w:val="2F5496" w:themeColor="accent1" w:themeShade="BF"/>
+      <w:sz w:val="26"/>
+      <w:szCs w:val="26"/>
     </w:rPr>
   </w:style>
 </w:styles>
@@ -870,4 +1204,16 @@
     </a:ext>
   </a:extLst>
 </a:theme>
+</file>
+
+<file path=customXml/item1.xml><?xml version="1.0" encoding="utf-8"?>
+<b:Sources xmlns:b="http://schemas.openxmlformats.org/officeDocument/2006/bibliography" xmlns="http://schemas.openxmlformats.org/officeDocument/2006/bibliography" SelectedStyle="\APASixthEditionOfficeOnline.xsl" StyleName="APA" Version="6"/>
+</file>
+
+<file path=customXml/itemProps1.xml><?xml version="1.0" encoding="utf-8"?>
+<ds:datastoreItem xmlns:ds="http://schemas.openxmlformats.org/officeDocument/2006/customXml" ds:itemID="{05ED7D35-B69A-4455-93A0-0823A9664FC0}">
+  <ds:schemaRefs>
+    <ds:schemaRef ds:uri="http://schemas.openxmlformats.org/officeDocument/2006/bibliography"/>
+  </ds:schemaRefs>
+</ds:datastoreItem>
 </file>